--- a/documents/diplomatic/062/transcription.docx
+++ b/documents/diplomatic/062/transcription.docx
@@ -39,25 +39,25 @@
         <w:jc w:val="left"/>
         <w:rPr>
           <w:rFonts w:ascii="Times New Roman" w:cs="Times New Roman" w:eastAsia="Times New Roman" w:hAnsi="Times New Roman"/>
-          <w:b w:val="0"/>
-          <w:bCs w:val="0"/>
-          <w:i w:val="0"/>
-          <w:iCs w:val="0"/>
-          <w:smallCaps w:val="0"/>
-          <w:strike w:val="0"/>
-          <w:color w:val="000000"/>
-          <w:sz w:val="24"/>
-          <w:szCs w:val="24"/>
-          <w:u w:val="none"/>
-          <w:shd w:fill="auto" w:val="clear"/>
-          <w:vertAlign w:val="baseline"/>
-        </w:rPr>
-      </w:pPr>
-      <w:r>
-        <w:rPr>
-          <w:rFonts w:ascii="Times New Roman" w:cs="Times New Roman" w:eastAsia="Times New Roman" w:hAnsi="Times New Roman"/>
-          <w:b w:val="0"/>
-          <w:bCs w:val="0"/>
+          <w:b w:val="1"/>
+          <w:bCs w:val="1"/>
+          <w:i w:val="0"/>
+          <w:iCs w:val="0"/>
+          <w:smallCaps w:val="0"/>
+          <w:strike w:val="0"/>
+          <w:color w:val="000000"/>
+          <w:sz w:val="24"/>
+          <w:szCs w:val="24"/>
+          <w:u w:val="none"/>
+          <w:shd w:fill="auto" w:val="clear"/>
+          <w:vertAlign w:val="baseline"/>
+        </w:rPr>
+      </w:pPr>
+      <w:r>
+        <w:rPr>
+          <w:rFonts w:ascii="Times New Roman" w:cs="Times New Roman" w:eastAsia="Times New Roman" w:hAnsi="Times New Roman"/>
+          <w:b w:val="1"/>
+          <w:bCs w:val="1"/>
           <w:i w:val="0"/>
           <w:iCs w:val="0"/>
           <w:smallCaps w:val="0"/>
@@ -92,25 +92,25 @@
         <w:jc w:val="left"/>
         <w:rPr>
           <w:rFonts w:ascii="Times New Roman" w:cs="Times New Roman" w:eastAsia="Times New Roman" w:hAnsi="Times New Roman"/>
-          <w:b w:val="0"/>
-          <w:bCs w:val="0"/>
-          <w:i w:val="0"/>
-          <w:iCs w:val="0"/>
-          <w:smallCaps w:val="0"/>
-          <w:strike w:val="0"/>
-          <w:color w:val="000000"/>
-          <w:sz w:val="24"/>
-          <w:szCs w:val="24"/>
-          <w:u w:val="none"/>
-          <w:shd w:fill="auto" w:val="clear"/>
-          <w:vertAlign w:val="baseline"/>
-        </w:rPr>
-      </w:pPr>
-      <w:r>
-        <w:rPr>
-          <w:rFonts w:ascii="Times New Roman" w:cs="Times New Roman" w:eastAsia="Times New Roman" w:hAnsi="Times New Roman"/>
-          <w:b w:val="0"/>
-          <w:bCs w:val="0"/>
+          <w:b w:val="1"/>
+          <w:bCs w:val="1"/>
+          <w:i w:val="0"/>
+          <w:iCs w:val="0"/>
+          <w:smallCaps w:val="0"/>
+          <w:strike w:val="0"/>
+          <w:color w:val="000000"/>
+          <w:sz w:val="24"/>
+          <w:szCs w:val="24"/>
+          <w:u w:val="none"/>
+          <w:shd w:fill="auto" w:val="clear"/>
+          <w:vertAlign w:val="baseline"/>
+        </w:rPr>
+      </w:pPr>
+      <w:r>
+        <w:rPr>
+          <w:rFonts w:ascii="Times New Roman" w:cs="Times New Roman" w:eastAsia="Times New Roman" w:hAnsi="Times New Roman"/>
+          <w:b w:val="1"/>
+          <w:bCs w:val="1"/>
           <w:i w:val="0"/>
           <w:iCs w:val="0"/>
           <w:smallCaps w:val="0"/>
@@ -145,25 +145,25 @@
         <w:jc w:val="left"/>
         <w:rPr>
           <w:rFonts w:ascii="Times New Roman" w:cs="Times New Roman" w:eastAsia="Times New Roman" w:hAnsi="Times New Roman"/>
-          <w:b w:val="0"/>
-          <w:bCs w:val="0"/>
-          <w:i w:val="0"/>
-          <w:iCs w:val="0"/>
-          <w:smallCaps w:val="0"/>
-          <w:strike w:val="0"/>
-          <w:color w:val="000000"/>
-          <w:sz w:val="24"/>
-          <w:szCs w:val="24"/>
-          <w:u w:val="none"/>
-          <w:shd w:fill="auto" w:val="clear"/>
-          <w:vertAlign w:val="baseline"/>
-        </w:rPr>
-      </w:pPr>
-      <w:r>
-        <w:rPr>
-          <w:rFonts w:ascii="Times New Roman" w:cs="Times New Roman" w:eastAsia="Times New Roman" w:hAnsi="Times New Roman"/>
-          <w:b w:val="0"/>
-          <w:bCs w:val="0"/>
+          <w:b w:val="1"/>
+          <w:bCs w:val="1"/>
+          <w:i w:val="0"/>
+          <w:iCs w:val="0"/>
+          <w:smallCaps w:val="0"/>
+          <w:strike w:val="0"/>
+          <w:color w:val="000000"/>
+          <w:sz w:val="24"/>
+          <w:szCs w:val="24"/>
+          <w:u w:val="none"/>
+          <w:shd w:fill="auto" w:val="clear"/>
+          <w:vertAlign w:val="baseline"/>
+        </w:rPr>
+      </w:pPr>
+      <w:r>
+        <w:rPr>
+          <w:rFonts w:ascii="Times New Roman" w:cs="Times New Roman" w:eastAsia="Times New Roman" w:hAnsi="Times New Roman"/>
+          <w:b w:val="1"/>
+          <w:bCs w:val="1"/>
           <w:i w:val="0"/>
           <w:iCs w:val="0"/>
           <w:smallCaps w:val="0"/>
@@ -198,25 +198,25 @@
         <w:jc w:val="left"/>
         <w:rPr>
           <w:rFonts w:ascii="Times New Roman" w:cs="Times New Roman" w:eastAsia="Times New Roman" w:hAnsi="Times New Roman"/>
-          <w:b w:val="0"/>
-          <w:bCs w:val="0"/>
-          <w:i w:val="0"/>
-          <w:iCs w:val="0"/>
-          <w:smallCaps w:val="0"/>
-          <w:strike w:val="0"/>
-          <w:color w:val="000000"/>
-          <w:sz w:val="24"/>
-          <w:szCs w:val="24"/>
-          <w:u w:val="none"/>
-          <w:shd w:fill="auto" w:val="clear"/>
-          <w:vertAlign w:val="baseline"/>
-        </w:rPr>
-      </w:pPr>
-      <w:r>
-        <w:rPr>
-          <w:rFonts w:ascii="Times New Roman" w:cs="Times New Roman" w:eastAsia="Times New Roman" w:hAnsi="Times New Roman"/>
-          <w:b w:val="0"/>
-          <w:bCs w:val="0"/>
+          <w:b w:val="1"/>
+          <w:bCs w:val="1"/>
+          <w:i w:val="0"/>
+          <w:iCs w:val="0"/>
+          <w:smallCaps w:val="0"/>
+          <w:strike w:val="0"/>
+          <w:color w:val="000000"/>
+          <w:sz w:val="24"/>
+          <w:szCs w:val="24"/>
+          <w:u w:val="none"/>
+          <w:shd w:fill="auto" w:val="clear"/>
+          <w:vertAlign w:val="baseline"/>
+        </w:rPr>
+      </w:pPr>
+      <w:r>
+        <w:rPr>
+          <w:rFonts w:ascii="Times New Roman" w:cs="Times New Roman" w:eastAsia="Times New Roman" w:hAnsi="Times New Roman"/>
+          <w:b w:val="1"/>
+          <w:bCs w:val="1"/>
           <w:i w:val="1"/>
           <w:iCs w:val="1"/>
           <w:smallCaps w:val="0"/>
@@ -256,25 +256,25 @@
         <w:jc w:val="left"/>
         <w:rPr>
           <w:rFonts w:ascii="Times New Roman" w:cs="Times New Roman" w:eastAsia="Times New Roman" w:hAnsi="Times New Roman"/>
-          <w:b w:val="0"/>
-          <w:bCs w:val="0"/>
-          <w:i w:val="0"/>
-          <w:iCs w:val="0"/>
-          <w:smallCaps w:val="0"/>
-          <w:strike w:val="0"/>
-          <w:color w:val="000000"/>
-          <w:sz w:val="24"/>
-          <w:szCs w:val="24"/>
-          <w:u w:val="none"/>
-          <w:shd w:fill="auto" w:val="clear"/>
-          <w:vertAlign w:val="baseline"/>
-        </w:rPr>
-      </w:pPr>
-      <w:r>
-        <w:rPr>
-          <w:rFonts w:ascii="Times New Roman" w:cs="Times New Roman" w:eastAsia="Times New Roman" w:hAnsi="Times New Roman"/>
-          <w:b w:val="0"/>
-          <w:bCs w:val="0"/>
+          <w:b w:val="1"/>
+          <w:bCs w:val="1"/>
+          <w:i w:val="0"/>
+          <w:iCs w:val="0"/>
+          <w:smallCaps w:val="0"/>
+          <w:strike w:val="0"/>
+          <w:color w:val="000000"/>
+          <w:sz w:val="24"/>
+          <w:szCs w:val="24"/>
+          <w:u w:val="none"/>
+          <w:shd w:fill="auto" w:val="clear"/>
+          <w:vertAlign w:val="baseline"/>
+        </w:rPr>
+      </w:pPr>
+      <w:r>
+        <w:rPr>
+          <w:rFonts w:ascii="Times New Roman" w:cs="Times New Roman" w:eastAsia="Times New Roman" w:hAnsi="Times New Roman"/>
+          <w:b w:val="1"/>
+          <w:bCs w:val="1"/>
           <w:i w:val="0"/>
           <w:iCs w:val="0"/>
           <w:smallCaps w:val="0"/>
@@ -294,6 +294,8 @@
       <w:r>
         <w:rPr>
           <w:rFonts w:ascii="Times New Roman" w:cs="Times New Roman" w:eastAsia="Times New Roman" w:hAnsi="Times New Roman"/>
+          <w:b w:val="1"/>
+          <w:bCs w:val="1"/>
           <w:rtl w:val="0"/>
         </w:rPr>
         <w:t xml:space="preserve">orelli </w:t>
@@ -301,8 +303,8 @@
       <w:r>
         <w:rPr>
           <w:rFonts w:ascii="Times New Roman" w:cs="Times New Roman" w:eastAsia="Times New Roman" w:hAnsi="Times New Roman"/>
-          <w:b w:val="0"/>
-          <w:bCs w:val="0"/>
+          <w:b w:val="1"/>
+          <w:bCs w:val="1"/>
           <w:i w:val="0"/>
           <w:iCs w:val="0"/>
           <w:smallCaps w:val="0"/>
@@ -337,25 +339,25 @@
         <w:jc w:val="left"/>
         <w:rPr>
           <w:rFonts w:ascii="Times New Roman" w:cs="Times New Roman" w:eastAsia="Times New Roman" w:hAnsi="Times New Roman"/>
-          <w:b w:val="0"/>
-          <w:bCs w:val="0"/>
-          <w:i w:val="0"/>
-          <w:iCs w:val="0"/>
-          <w:smallCaps w:val="0"/>
-          <w:strike w:val="0"/>
-          <w:color w:val="000000"/>
-          <w:sz w:val="24"/>
-          <w:szCs w:val="24"/>
-          <w:u w:val="none"/>
-          <w:shd w:fill="auto" w:val="clear"/>
-          <w:vertAlign w:val="baseline"/>
-        </w:rPr>
-      </w:pPr>
-      <w:r>
-        <w:rPr>
-          <w:rFonts w:ascii="Times New Roman" w:cs="Times New Roman" w:eastAsia="Times New Roman" w:hAnsi="Times New Roman"/>
-          <w:b w:val="0"/>
-          <w:bCs w:val="0"/>
+          <w:b w:val="1"/>
+          <w:bCs w:val="1"/>
+          <w:i w:val="0"/>
+          <w:iCs w:val="0"/>
+          <w:smallCaps w:val="0"/>
+          <w:strike w:val="0"/>
+          <w:color w:val="000000"/>
+          <w:sz w:val="24"/>
+          <w:szCs w:val="24"/>
+          <w:u w:val="none"/>
+          <w:shd w:fill="auto" w:val="clear"/>
+          <w:vertAlign w:val="baseline"/>
+        </w:rPr>
+      </w:pPr>
+      <w:r>
+        <w:rPr>
+          <w:rFonts w:ascii="Times New Roman" w:cs="Times New Roman" w:eastAsia="Times New Roman" w:hAnsi="Times New Roman"/>
+          <w:b w:val="1"/>
+          <w:bCs w:val="1"/>
           <w:i w:val="0"/>
           <w:iCs w:val="0"/>
           <w:smallCaps w:val="0"/>
@@ -1227,25 +1229,25 @@
         <w:jc w:val="left"/>
         <w:rPr>
           <w:rFonts w:ascii="Times New Roman" w:cs="Times New Roman" w:eastAsia="Times New Roman" w:hAnsi="Times New Roman"/>
-          <w:b w:val="0"/>
-          <w:bCs w:val="0"/>
-          <w:i w:val="0"/>
-          <w:iCs w:val="0"/>
-          <w:smallCaps w:val="0"/>
-          <w:strike w:val="0"/>
-          <w:color w:val="000000"/>
-          <w:sz w:val="24"/>
-          <w:szCs w:val="24"/>
-          <w:u w:val="none"/>
-          <w:shd w:fill="auto" w:val="clear"/>
-          <w:vertAlign w:val="baseline"/>
-        </w:rPr>
-      </w:pPr>
-      <w:r>
-        <w:rPr>
-          <w:rFonts w:ascii="Times New Roman" w:cs="Times New Roman" w:eastAsia="Times New Roman" w:hAnsi="Times New Roman"/>
-          <w:b w:val="0"/>
-          <w:bCs w:val="0"/>
+          <w:b w:val="1"/>
+          <w:bCs w:val="1"/>
+          <w:i w:val="0"/>
+          <w:iCs w:val="0"/>
+          <w:smallCaps w:val="0"/>
+          <w:strike w:val="0"/>
+          <w:color w:val="000000"/>
+          <w:sz w:val="24"/>
+          <w:szCs w:val="24"/>
+          <w:u w:val="none"/>
+          <w:shd w:fill="auto" w:val="clear"/>
+          <w:vertAlign w:val="baseline"/>
+        </w:rPr>
+      </w:pPr>
+      <w:r>
+        <w:rPr>
+          <w:rFonts w:ascii="Times New Roman" w:cs="Times New Roman" w:eastAsia="Times New Roman" w:hAnsi="Times New Roman"/>
+          <w:b w:val="1"/>
+          <w:bCs w:val="1"/>
           <w:i w:val="0"/>
           <w:iCs w:val="0"/>
           <w:smallCaps w:val="0"/>
@@ -1280,25 +1282,25 @@
         <w:jc w:val="left"/>
         <w:rPr>
           <w:rFonts w:ascii="Times New Roman" w:cs="Times New Roman" w:eastAsia="Times New Roman" w:hAnsi="Times New Roman"/>
-          <w:b w:val="0"/>
-          <w:bCs w:val="0"/>
-          <w:i w:val="0"/>
-          <w:iCs w:val="0"/>
-          <w:smallCaps w:val="0"/>
-          <w:strike w:val="0"/>
-          <w:color w:val="000000"/>
-          <w:sz w:val="24"/>
-          <w:szCs w:val="24"/>
-          <w:u w:val="none"/>
-          <w:shd w:fill="auto" w:val="clear"/>
-          <w:vertAlign w:val="baseline"/>
-        </w:rPr>
-      </w:pPr>
-      <w:r>
-        <w:rPr>
-          <w:rFonts w:ascii="Times New Roman" w:cs="Times New Roman" w:eastAsia="Times New Roman" w:hAnsi="Times New Roman"/>
-          <w:b w:val="0"/>
-          <w:bCs w:val="0"/>
+          <w:b w:val="1"/>
+          <w:bCs w:val="1"/>
+          <w:i w:val="0"/>
+          <w:iCs w:val="0"/>
+          <w:smallCaps w:val="0"/>
+          <w:strike w:val="0"/>
+          <w:color w:val="000000"/>
+          <w:sz w:val="24"/>
+          <w:szCs w:val="24"/>
+          <w:u w:val="none"/>
+          <w:shd w:fill="auto" w:val="clear"/>
+          <w:vertAlign w:val="baseline"/>
+        </w:rPr>
+      </w:pPr>
+      <w:r>
+        <w:rPr>
+          <w:rFonts w:ascii="Times New Roman" w:cs="Times New Roman" w:eastAsia="Times New Roman" w:hAnsi="Times New Roman"/>
+          <w:b w:val="1"/>
+          <w:bCs w:val="1"/>
           <w:i w:val="0"/>
           <w:iCs w:val="0"/>
           <w:smallCaps w:val="0"/>
@@ -1333,25 +1335,25 @@
         <w:jc w:val="left"/>
         <w:rPr>
           <w:rFonts w:ascii="Times New Roman" w:cs="Times New Roman" w:eastAsia="Times New Roman" w:hAnsi="Times New Roman"/>
-          <w:b w:val="0"/>
-          <w:bCs w:val="0"/>
-          <w:i w:val="0"/>
-          <w:iCs w:val="0"/>
-          <w:smallCaps w:val="0"/>
-          <w:strike w:val="0"/>
-          <w:color w:val="000000"/>
-          <w:sz w:val="24"/>
-          <w:szCs w:val="24"/>
-          <w:u w:val="none"/>
-          <w:shd w:fill="auto" w:val="clear"/>
-          <w:vertAlign w:val="baseline"/>
-        </w:rPr>
-      </w:pPr>
-      <w:r>
-        <w:rPr>
-          <w:rFonts w:ascii="Times New Roman" w:cs="Times New Roman" w:eastAsia="Times New Roman" w:hAnsi="Times New Roman"/>
-          <w:b w:val="0"/>
-          <w:bCs w:val="0"/>
+          <w:b w:val="1"/>
+          <w:bCs w:val="1"/>
+          <w:i w:val="0"/>
+          <w:iCs w:val="0"/>
+          <w:smallCaps w:val="0"/>
+          <w:strike w:val="0"/>
+          <w:color w:val="000000"/>
+          <w:sz w:val="24"/>
+          <w:szCs w:val="24"/>
+          <w:u w:val="none"/>
+          <w:shd w:fill="auto" w:val="clear"/>
+          <w:vertAlign w:val="baseline"/>
+        </w:rPr>
+      </w:pPr>
+      <w:r>
+        <w:rPr>
+          <w:rFonts w:ascii="Times New Roman" w:cs="Times New Roman" w:eastAsia="Times New Roman" w:hAnsi="Times New Roman"/>
+          <w:b w:val="1"/>
+          <w:bCs w:val="1"/>
           <w:i w:val="0"/>
           <w:iCs w:val="0"/>
           <w:smallCaps w:val="0"/>
@@ -1386,25 +1388,25 @@
         <w:jc w:val="left"/>
         <w:rPr>
           <w:rFonts w:ascii="Times New Roman" w:cs="Times New Roman" w:eastAsia="Times New Roman" w:hAnsi="Times New Roman"/>
-          <w:b w:val="0"/>
-          <w:bCs w:val="0"/>
-          <w:i w:val="0"/>
-          <w:iCs w:val="0"/>
-          <w:smallCaps w:val="0"/>
-          <w:strike w:val="0"/>
-          <w:color w:val="000000"/>
-          <w:sz w:val="24"/>
-          <w:szCs w:val="24"/>
-          <w:u w:val="none"/>
-          <w:shd w:fill="auto" w:val="clear"/>
-          <w:vertAlign w:val="baseline"/>
-        </w:rPr>
-      </w:pPr>
-      <w:r>
-        <w:rPr>
-          <w:rFonts w:ascii="Times New Roman" w:cs="Times New Roman" w:eastAsia="Times New Roman" w:hAnsi="Times New Roman"/>
-          <w:b w:val="0"/>
-          <w:bCs w:val="0"/>
+          <w:b w:val="1"/>
+          <w:bCs w:val="1"/>
+          <w:i w:val="0"/>
+          <w:iCs w:val="0"/>
+          <w:smallCaps w:val="0"/>
+          <w:strike w:val="0"/>
+          <w:color w:val="000000"/>
+          <w:sz w:val="24"/>
+          <w:szCs w:val="24"/>
+          <w:u w:val="none"/>
+          <w:shd w:fill="auto" w:val="clear"/>
+          <w:vertAlign w:val="baseline"/>
+        </w:rPr>
+      </w:pPr>
+      <w:r>
+        <w:rPr>
+          <w:rFonts w:ascii="Times New Roman" w:cs="Times New Roman" w:eastAsia="Times New Roman" w:hAnsi="Times New Roman"/>
+          <w:b w:val="1"/>
+          <w:bCs w:val="1"/>
           <w:i w:val="1"/>
           <w:iCs w:val="1"/>
           <w:smallCaps w:val="0"/>
@@ -1444,25 +1446,25 @@
         <w:jc w:val="left"/>
         <w:rPr>
           <w:rFonts w:ascii="Times New Roman" w:cs="Times New Roman" w:eastAsia="Times New Roman" w:hAnsi="Times New Roman"/>
-          <w:b w:val="0"/>
-          <w:bCs w:val="0"/>
-          <w:i w:val="0"/>
-          <w:iCs w:val="0"/>
-          <w:smallCaps w:val="0"/>
-          <w:strike w:val="0"/>
-          <w:color w:val="000000"/>
-          <w:sz w:val="24"/>
-          <w:szCs w:val="24"/>
-          <w:u w:val="none"/>
-          <w:shd w:fill="auto" w:val="clear"/>
-          <w:vertAlign w:val="baseline"/>
-        </w:rPr>
-      </w:pPr>
-      <w:r>
-        <w:rPr>
-          <w:rFonts w:ascii="Times New Roman" w:cs="Times New Roman" w:eastAsia="Times New Roman" w:hAnsi="Times New Roman"/>
-          <w:b w:val="0"/>
-          <w:bCs w:val="0"/>
+          <w:b w:val="1"/>
+          <w:bCs w:val="1"/>
+          <w:i w:val="0"/>
+          <w:iCs w:val="0"/>
+          <w:smallCaps w:val="0"/>
+          <w:strike w:val="0"/>
+          <w:color w:val="000000"/>
+          <w:sz w:val="24"/>
+          <w:szCs w:val="24"/>
+          <w:u w:val="none"/>
+          <w:shd w:fill="auto" w:val="clear"/>
+          <w:vertAlign w:val="baseline"/>
+        </w:rPr>
+      </w:pPr>
+      <w:r>
+        <w:rPr>
+          <w:rFonts w:ascii="Times New Roman" w:cs="Times New Roman" w:eastAsia="Times New Roman" w:hAnsi="Times New Roman"/>
+          <w:b w:val="1"/>
+          <w:bCs w:val="1"/>
           <w:i w:val="0"/>
           <w:iCs w:val="0"/>
           <w:smallCaps w:val="0"/>
@@ -1501,25 +1503,25 @@
         <w:jc w:val="left"/>
         <w:rPr>
           <w:rFonts w:ascii="Times New Roman" w:cs="Times New Roman" w:eastAsia="Times New Roman" w:hAnsi="Times New Roman"/>
-          <w:b w:val="0"/>
-          <w:bCs w:val="0"/>
-          <w:i w:val="0"/>
-          <w:iCs w:val="0"/>
-          <w:smallCaps w:val="0"/>
-          <w:strike w:val="0"/>
-          <w:color w:val="000000"/>
-          <w:sz w:val="24"/>
-          <w:szCs w:val="24"/>
-          <w:u w:val="none"/>
-          <w:shd w:fill="auto" w:val="clear"/>
-          <w:vertAlign w:val="baseline"/>
-        </w:rPr>
-      </w:pPr>
-      <w:r>
-        <w:rPr>
-          <w:rFonts w:ascii="Times New Roman" w:cs="Times New Roman" w:eastAsia="Times New Roman" w:hAnsi="Times New Roman"/>
-          <w:b w:val="0"/>
-          <w:bCs w:val="0"/>
+          <w:b w:val="1"/>
+          <w:bCs w:val="1"/>
+          <w:i w:val="0"/>
+          <w:iCs w:val="0"/>
+          <w:smallCaps w:val="0"/>
+          <w:strike w:val="0"/>
+          <w:color w:val="000000"/>
+          <w:sz w:val="24"/>
+          <w:szCs w:val="24"/>
+          <w:u w:val="none"/>
+          <w:shd w:fill="auto" w:val="clear"/>
+          <w:vertAlign w:val="baseline"/>
+        </w:rPr>
+      </w:pPr>
+      <w:r>
+        <w:rPr>
+          <w:rFonts w:ascii="Times New Roman" w:cs="Times New Roman" w:eastAsia="Times New Roman" w:hAnsi="Times New Roman"/>
+          <w:b w:val="1"/>
+          <w:bCs w:val="1"/>
           <w:i w:val="0"/>
           <w:iCs w:val="0"/>
           <w:smallCaps w:val="0"/>
